--- a/cv/CV_Eduardo Q Marques.docx
+++ b/cv/CV_Eduardo Q Marques.docx
@@ -814,7 +814,7 @@
           </mc:Choice>
           <mc:Fallback>
             <w:pict>
-              <v:shapetype w14:anchorId="688E6A1C" id="_x0000_t32" coordsize="21600,21600" o:spt="32" o:oned="t" path="m,l21600,21600e" filled="f">
+              <v:shapetype w14:anchorId="018A5662" id="_x0000_t32" coordsize="21600,21600" o:spt="32" o:oned="t" path="m,l21600,21600e" filled="f">
                 <v:path arrowok="t" fillok="f" o:connecttype="none"/>
                 <o:lock v:ext="edit" shapetype="t"/>
               </v:shapetype>
@@ -1089,7 +1089,7 @@
           </mc:Choice>
           <mc:Fallback>
             <w:pict>
-              <v:shape w14:anchorId="10C0F2F8" id="Conector de Seta Reta 2" o:spid="_x0000_s1026" type="#_x0000_t32" style="position:absolute;margin-left:0;margin-top:3.2pt;width:446.25pt;height:0;z-index:251655168;visibility:visible;mso-wrap-style:square;mso-width-percent:0;mso-height-percent:0;mso-wrap-distance-left:9pt;mso-wrap-distance-top:0;mso-wrap-distance-right:9pt;mso-wrap-distance-bottom:0;mso-position-horizontal:left;mso-position-horizontal-relative:margin;mso-position-vertical:absolute;mso-position-vertical-relative:text;mso-width-percent:0;mso-height-percent:0;mso-width-relative:page;mso-height-relative:page" o:gfxdata="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" strokecolor="black [3213]" strokeweight="1pt">
+              <v:shape w14:anchorId="030184FF" id="Conector de Seta Reta 2" o:spid="_x0000_s1026" type="#_x0000_t32" style="position:absolute;margin-left:0;margin-top:3.2pt;width:446.25pt;height:0;z-index:251655168;visibility:visible;mso-wrap-style:square;mso-width-percent:0;mso-height-percent:0;mso-wrap-distance-left:9pt;mso-wrap-distance-top:0;mso-wrap-distance-right:9pt;mso-wrap-distance-bottom:0;mso-position-horizontal:left;mso-position-horizontal-relative:margin;mso-position-vertical:absolute;mso-position-vertical-relative:text;mso-width-percent:0;mso-height-percent:0;mso-width-relative:page;mso-height-relative:page" o:gfxdata="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" strokecolor="black [3213]" strokeweight="1pt">
                 <w10:wrap anchorx="margin"/>
               </v:shape>
             </w:pict>
@@ -1102,20 +1102,56 @@
         <w:spacing w:after="0" w:line="240" w:lineRule="auto"/>
         <w:rPr>
           <w:rFonts w:ascii="Arial" w:hAnsi="Arial" w:cs="Arial"/>
-          <w:color w:val="000000" w:themeColor="text1"/>
-          <w:sz w:val="20"/>
-          <w:szCs w:val="20"/>
-        </w:rPr>
-      </w:pPr>
-      <w:r>
-        <w:rPr>
-          <w:rFonts w:ascii="Arial" w:hAnsi="Arial" w:cs="Arial"/>
-          <w:b/>
-          <w:color w:val="000000" w:themeColor="text1"/>
-          <w:sz w:val="20"/>
-          <w:szCs w:val="20"/>
-        </w:rPr>
-        <w:t>2023 – current</w:t>
+          <w:b/>
+          <w:color w:val="000000" w:themeColor="text1"/>
+          <w:sz w:val="20"/>
+          <w:szCs w:val="20"/>
+        </w:rPr>
+      </w:pPr>
+      <w:r>
+        <w:rPr>
+          <w:rFonts w:ascii="Arial" w:hAnsi="Arial" w:cs="Arial"/>
+          <w:b/>
+          <w:color w:val="000000" w:themeColor="text1"/>
+          <w:sz w:val="20"/>
+          <w:szCs w:val="20"/>
+        </w:rPr>
+        <w:t>2025 - current</w:t>
+      </w:r>
+      <w:bookmarkStart w:id="0" w:name="_GoBack"/>
+      <w:bookmarkEnd w:id="0"/>
+    </w:p>
+    <w:p>
+      <w:pPr>
+        <w:spacing w:after="0" w:line="240" w:lineRule="auto"/>
+        <w:rPr>
+          <w:rFonts w:ascii="Arial" w:hAnsi="Arial" w:cs="Arial"/>
+          <w:b/>
+          <w:color w:val="000000" w:themeColor="text1"/>
+          <w:sz w:val="20"/>
+          <w:szCs w:val="20"/>
+        </w:rPr>
+      </w:pPr>
+    </w:p>
+    <w:p>
+      <w:pPr>
+        <w:spacing w:after="0" w:line="240" w:lineRule="auto"/>
+        <w:rPr>
+          <w:rFonts w:ascii="Arial" w:hAnsi="Arial" w:cs="Arial"/>
+          <w:color w:val="000000" w:themeColor="text1"/>
+          <w:sz w:val="20"/>
+          <w:szCs w:val="20"/>
+        </w:rPr>
+      </w:pPr>
+      <w:r>
+        <w:rPr>
+          <w:rFonts w:ascii="Arial" w:hAnsi="Arial" w:cs="Arial"/>
+          <w:b/>
+          <w:color w:val="000000" w:themeColor="text1"/>
+          <w:sz w:val="20"/>
+          <w:szCs w:val="20"/>
+        </w:rPr>
+        <w:t>2023 – 2025</w:t>
       </w:r>
       <w:r>
         <w:rPr>
@@ -2175,6 +2211,7 @@
           <w:sz w:val="20"/>
           <w:szCs w:val="20"/>
         </w:rPr>
+        <w:lastRenderedPageBreak/>
         <w:t xml:space="preserve">PhD Candidate </w:t>
       </w:r>
       <w:r>
@@ -2184,17 +2221,7 @@
           <w:sz w:val="20"/>
           <w:szCs w:val="20"/>
         </w:rPr>
-        <w:t xml:space="preserve">at the UNEMAT and research on Amazon Environmental Research Institute </w:t>
-      </w:r>
-      <w:r>
-        <w:rPr>
-          <w:rFonts w:ascii="Arial" w:hAnsi="Arial" w:cs="Arial"/>
-          <w:color w:val="000000" w:themeColor="text1"/>
-          <w:sz w:val="20"/>
-          <w:szCs w:val="20"/>
-        </w:rPr>
-        <w:lastRenderedPageBreak/>
-        <w:t>(IPAM). Working with satellite image analysis for disturbances and forest degradati</w:t>
+        <w:t>at the UNEMAT and research on Amazon Environmental Research Institute (IPAM). Working with satellite image analysis for disturbances and forest degradati</w:t>
       </w:r>
       <w:r>
         <w:rPr>
@@ -3215,7 +3242,7 @@
           </mc:Choice>
           <mc:Fallback>
             <w:pict>
-              <v:shape w14:anchorId="04F6F245" id="Conector de Seta Reta 1" o:spid="_x0000_s1026" type="#_x0000_t32" style="position:absolute;margin-left:.3pt;margin-top:4.7pt;width:446.25pt;height:0;z-index:251657216;visibility:visible;mso-wrap-style:square;mso-width-percent:0;mso-height-percent:0;mso-wrap-distance-left:9pt;mso-wrap-distance-top:0;mso-wrap-distance-right:9pt;mso-wrap-distance-bottom:0;mso-position-horizontal:absolute;mso-position-horizontal-relative:margin;mso-position-vertical:absolute;mso-position-vertical-relative:text;mso-width-percent:0;mso-height-percent:0;mso-width-relative:page;mso-height-relative:page" o:gfxdata="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" strokecolor="black [3213]" strokeweight="1pt">
+              <v:shape w14:anchorId="4238823B" id="Conector de Seta Reta 1" o:spid="_x0000_s1026" type="#_x0000_t32" style="position:absolute;margin-left:.3pt;margin-top:4.7pt;width:446.25pt;height:0;z-index:251657216;visibility:visible;mso-wrap-style:square;mso-width-percent:0;mso-height-percent:0;mso-wrap-distance-left:9pt;mso-wrap-distance-top:0;mso-wrap-distance-right:9pt;mso-wrap-distance-bottom:0;mso-position-horizontal:absolute;mso-position-horizontal-relative:margin;mso-position-vertical:absolute;mso-position-vertical-relative:text;mso-width-percent:0;mso-height-percent:0;mso-width-relative:page;mso-height-relative:page" o:gfxdata="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" strokecolor="black [3213]" strokeweight="1pt">
                 <w10:wrap anchorx="margin"/>
               </v:shape>
             </w:pict>
@@ -3634,7 +3661,6 @@
           <w:b/>
           <w:color w:val="000000" w:themeColor="text1"/>
         </w:rPr>
-        <w:lastRenderedPageBreak/>
         <w:t>Courses</w:t>
       </w:r>
     </w:p>
@@ -3727,7 +3753,7 @@
           </mc:Choice>
           <mc:Fallback>
             <w:pict>
-              <v:shape w14:anchorId="2E6210C9" id="Conector de Seta Reta 8" o:spid="_x0000_s1026" type="#_x0000_t32" style="position:absolute;margin-left:.3pt;margin-top:4.7pt;width:446.25pt;height:0;z-index:251656192;visibility:visible;mso-wrap-style:square;mso-width-percent:0;mso-height-percent:0;mso-wrap-distance-left:9pt;mso-wrap-distance-top:0;mso-wrap-distance-right:9pt;mso-wrap-distance-bottom:0;mso-position-horizontal:absolute;mso-position-horizontal-relative:margin;mso-position-vertical:absolute;mso-position-vertical-relative:text;mso-width-percent:0;mso-height-percent:0;mso-width-relative:page;mso-height-relative:page" o:gfxdata="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" strokecolor="black [3213]" strokeweight="1pt">
+              <v:shape w14:anchorId="4665C2B6" id="Conector de Seta Reta 8" o:spid="_x0000_s1026" type="#_x0000_t32" style="position:absolute;margin-left:.3pt;margin-top:4.7pt;width:446.25pt;height:0;z-index:251656192;visibility:visible;mso-wrap-style:square;mso-width-percent:0;mso-height-percent:0;mso-wrap-distance-left:9pt;mso-wrap-distance-top:0;mso-wrap-distance-right:9pt;mso-wrap-distance-bottom:0;mso-position-horizontal:absolute;mso-position-horizontal-relative:margin;mso-position-vertical:absolute;mso-position-vertical-relative:text;mso-width-percent:0;mso-height-percent:0;mso-width-relative:page;mso-height-relative:page" o:gfxdata="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" strokecolor="black [3213]" strokeweight="1pt">
                 <w10:wrap anchorx="margin"/>
               </v:shape>
             </w:pict>
@@ -4250,7 +4276,7 @@
           </mc:Choice>
           <mc:Fallback>
             <w:pict>
-              <v:shape w14:anchorId="35A0AC6C" id="Conector de Seta Reta 7" o:spid="_x0000_s1026" type="#_x0000_t32" style="position:absolute;margin-left:.3pt;margin-top:4.7pt;width:446.25pt;height:0;z-index:251658240;visibility:visible;mso-wrap-style:square;mso-width-percent:0;mso-height-percent:0;mso-wrap-distance-left:9pt;mso-wrap-distance-top:0;mso-wrap-distance-right:9pt;mso-wrap-distance-bottom:0;mso-position-horizontal:absolute;mso-position-horizontal-relative:margin;mso-position-vertical:absolute;mso-position-vertical-relative:text;mso-width-percent:0;mso-height-percent:0;mso-width-relative:page;mso-height-relative:page" o:gfxdata="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" strokecolor="black [3213]" strokeweight="1pt">
+              <v:shape w14:anchorId="47DCB47A" id="Conector de Seta Reta 7" o:spid="_x0000_s1026" type="#_x0000_t32" style="position:absolute;margin-left:.3pt;margin-top:4.7pt;width:446.25pt;height:0;z-index:251658240;visibility:visible;mso-wrap-style:square;mso-width-percent:0;mso-height-percent:0;mso-wrap-distance-left:9pt;mso-wrap-distance-top:0;mso-wrap-distance-right:9pt;mso-wrap-distance-bottom:0;mso-position-horizontal:absolute;mso-position-horizontal-relative:margin;mso-position-vertical:absolute;mso-position-vertical-relative:text;mso-width-percent:0;mso-height-percent:0;mso-width-relative:page;mso-height-relative:page" o:gfxdata="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" strokecolor="black [3213]" strokeweight="1pt">
                 <w10:wrap anchorx="margin"/>
               </v:shape>
             </w:pict>
@@ -4270,7 +4296,7 @@
           <w:sz w:val="20"/>
           <w:szCs w:val="20"/>
           <w:shd w:val="clear" w:color="auto" w:fill="FFFFFF"/>
-          <w:lang w:eastAsia="pt-BR"/>
+          <w:lang w:val="pt-BR" w:eastAsia="pt-BR"/>
         </w:rPr>
       </w:pPr>
       <w:r>
@@ -4399,104 +4425,32 @@
         </w:rPr>
         <w:t xml:space="preserve"> 14819. Springer, Cham. </w:t>
       </w:r>
-      <w:r>
-        <w:rPr>
-          <w:rFonts w:ascii="Arial" w:hAnsi="Arial" w:cs="Arial"/>
-          <w:bCs/>
-          <w:color w:val="000000" w:themeColor="text1"/>
-          <w:sz w:val="20"/>
-          <w:szCs w:val="20"/>
-          <w:shd w:val="clear" w:color="auto" w:fill="FFFFFF"/>
-          <w:lang w:eastAsia="pt-BR"/>
-        </w:rPr>
-        <w:fldChar w:fldCharType="begin"/>
-      </w:r>
-      <w:r>
-        <w:rPr>
-          <w:rFonts w:ascii="Arial" w:hAnsi="Arial" w:cs="Arial"/>
-          <w:bCs/>
-          <w:color w:val="000000" w:themeColor="text1"/>
-          <w:sz w:val="20"/>
-          <w:szCs w:val="20"/>
-          <w:shd w:val="clear" w:color="auto" w:fill="FFFFFF"/>
-          <w:lang w:eastAsia="pt-BR"/>
-        </w:rPr>
-        <w:instrText xml:space="preserve"> HYPERLINK "</w:instrText>
-      </w:r>
-      <w:r>
-        <w:rPr>
-          <w:rFonts w:ascii="Arial" w:hAnsi="Arial" w:cs="Arial"/>
-          <w:bCs/>
-          <w:color w:val="000000" w:themeColor="text1"/>
-          <w:sz w:val="20"/>
-          <w:szCs w:val="20"/>
-          <w:shd w:val="clear" w:color="auto" w:fill="FFFFFF"/>
-          <w:lang w:eastAsia="pt-BR"/>
-        </w:rPr>
-        <w:instrText>https://doi.org/10.1007/978-3-031-65282-0_25</w:instrText>
-      </w:r>
-      <w:r>
-        <w:rPr>
-          <w:rFonts w:ascii="Arial" w:hAnsi="Arial" w:cs="Arial"/>
-          <w:bCs/>
-          <w:color w:val="000000" w:themeColor="text1"/>
-          <w:sz w:val="20"/>
-          <w:szCs w:val="20"/>
-          <w:shd w:val="clear" w:color="auto" w:fill="FFFFFF"/>
-          <w:lang w:eastAsia="pt-BR"/>
-        </w:rPr>
-        <w:instrText xml:space="preserve">" </w:instrText>
-      </w:r>
-      <w:r>
-        <w:rPr>
-          <w:rFonts w:ascii="Arial" w:hAnsi="Arial" w:cs="Arial"/>
-          <w:bCs/>
-          <w:color w:val="000000" w:themeColor="text1"/>
-          <w:sz w:val="20"/>
-          <w:szCs w:val="20"/>
-          <w:shd w:val="clear" w:color="auto" w:fill="FFFFFF"/>
-          <w:lang w:eastAsia="pt-BR"/>
-        </w:rPr>
-        <w:fldChar w:fldCharType="separate"/>
-      </w:r>
-      <w:r>
-        <w:rPr>
-          <w:rStyle w:val="Hyperlink"/>
-          <w:rFonts w:ascii="Arial" w:hAnsi="Arial" w:cs="Arial"/>
-          <w:bCs/>
-          <w:sz w:val="20"/>
-          <w:szCs w:val="20"/>
-          <w:shd w:val="clear" w:color="auto" w:fill="FFFFFF"/>
-          <w:lang w:eastAsia="pt-BR"/>
-        </w:rPr>
-        <w:t>https://doi.org/10.1007/978-3-031-65282-0_25</w:t>
-      </w:r>
-      <w:r>
-        <w:rPr>
-          <w:rFonts w:ascii="Arial" w:hAnsi="Arial" w:cs="Arial"/>
-          <w:bCs/>
-          <w:color w:val="000000" w:themeColor="text1"/>
-          <w:sz w:val="20"/>
-          <w:szCs w:val="20"/>
-          <w:shd w:val="clear" w:color="auto" w:fill="FFFFFF"/>
-          <w:lang w:eastAsia="pt-BR"/>
-        </w:rPr>
-        <w:fldChar w:fldCharType="end"/>
-      </w:r>
-      <w:r>
-        <w:rPr>
-          <w:rFonts w:ascii="Arial" w:hAnsi="Arial" w:cs="Arial"/>
-          <w:bCs/>
-          <w:color w:val="000000" w:themeColor="text1"/>
-          <w:sz w:val="20"/>
-          <w:szCs w:val="20"/>
-          <w:shd w:val="clear" w:color="auto" w:fill="FFFFFF"/>
-          <w:lang w:eastAsia="pt-BR"/>
+      <w:hyperlink r:id="rId7" w:history="1">
+        <w:r>
+          <w:rPr>
+            <w:rStyle w:val="Hyperlink"/>
+            <w:rFonts w:ascii="Arial" w:hAnsi="Arial" w:cs="Arial"/>
+            <w:bCs/>
+            <w:sz w:val="20"/>
+            <w:szCs w:val="20"/>
+            <w:shd w:val="clear" w:color="auto" w:fill="FFFFFF"/>
+            <w:lang w:val="pt-BR" w:eastAsia="pt-BR"/>
+          </w:rPr>
+          <w:t>https://doi.org/10.1007/978-3-031-65282-0_25</w:t>
+        </w:r>
+      </w:hyperlink>
+      <w:r>
+        <w:rPr>
+          <w:rFonts w:ascii="Arial" w:hAnsi="Arial" w:cs="Arial"/>
+          <w:bCs/>
+          <w:color w:val="000000" w:themeColor="text1"/>
+          <w:sz w:val="20"/>
+          <w:szCs w:val="20"/>
+          <w:shd w:val="clear" w:color="auto" w:fill="FFFFFF"/>
+          <w:lang w:val="pt-BR" w:eastAsia="pt-BR"/>
         </w:rPr>
         <w:t>.</w:t>
       </w:r>
-      <w:bookmarkStart w:id="0" w:name="_GoBack"/>
-      <w:bookmarkEnd w:id="0"/>
     </w:p>
     <w:p>
       <w:pPr>
@@ -4510,7 +4464,7 @@
           <w:sz w:val="20"/>
           <w:szCs w:val="20"/>
           <w:shd w:val="clear" w:color="auto" w:fill="FFFFFF"/>
-          <w:lang w:eastAsia="pt-BR"/>
+          <w:lang w:val="pt-BR" w:eastAsia="pt-BR"/>
         </w:rPr>
       </w:pPr>
     </w:p>
@@ -5081,7 +5035,7 @@
           </mc:Choice>
           <mc:Fallback>
             <w:pict>
-              <v:shape w14:anchorId="500B2B8C" id="Conector de Seta Reta 7" o:spid="_x0000_s1026" type="#_x0000_t32" style="position:absolute;margin-left:.3pt;margin-top:4.7pt;width:446.25pt;height:0;z-index:251659264;visibility:visible;mso-wrap-style:square;mso-width-percent:0;mso-height-percent:0;mso-wrap-distance-left:9pt;mso-wrap-distance-top:0;mso-wrap-distance-right:9pt;mso-wrap-distance-bottom:0;mso-position-horizontal:absolute;mso-position-horizontal-relative:margin;mso-position-vertical:absolute;mso-position-vertical-relative:text;mso-width-percent:0;mso-height-percent:0;mso-width-relative:page;mso-height-relative:page" o:gfxdata="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" strokecolor="black [3213]" strokeweight="1pt">
+              <v:shape w14:anchorId="6BC5ACB2" id="Conector de Seta Reta 7" o:spid="_x0000_s1026" type="#_x0000_t32" style="position:absolute;margin-left:.3pt;margin-top:4.7pt;width:446.25pt;height:0;z-index:251659264;visibility:visible;mso-wrap-style:square;mso-width-percent:0;mso-height-percent:0;mso-wrap-distance-left:9pt;mso-wrap-distance-top:0;mso-wrap-distance-right:9pt;mso-wrap-distance-bottom:0;mso-position-horizontal:absolute;mso-position-horizontal-relative:margin;mso-position-vertical:absolute;mso-position-vertical-relative:text;mso-width-percent:0;mso-height-percent:0;mso-width-relative:page;mso-height-relative:page" o:gfxdata="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" strokecolor="black [3213]" strokeweight="1pt">
                 <w10:wrap anchorx="margin"/>
               </v:shape>
             </w:pict>
@@ -6853,7 +6807,7 @@
           </mc:Choice>
           <mc:Fallback>
             <w:pict>
-              <v:shape w14:anchorId="17D8B52E" id="Conector de Seta Reta 7" o:spid="_x0000_s1026" type="#_x0000_t32" style="position:absolute;margin-left:.3pt;margin-top:4.7pt;width:446.25pt;height:0;z-index:251660288;visibility:visible;mso-wrap-style:square;mso-width-percent:0;mso-height-percent:0;mso-wrap-distance-left:9pt;mso-wrap-distance-top:0;mso-wrap-distance-right:9pt;mso-wrap-distance-bottom:0;mso-position-horizontal:absolute;mso-position-horizontal-relative:margin;mso-position-vertical:absolute;mso-position-vertical-relative:text;mso-width-percent:0;mso-height-percent:0;mso-width-relative:page;mso-height-relative:page" o:gfxdata="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" strokecolor="black [3213]" strokeweight="1pt">
+              <v:shape w14:anchorId="45F1963B" id="Conector de Seta Reta 7" o:spid="_x0000_s1026" type="#_x0000_t32" style="position:absolute;margin-left:.3pt;margin-top:4.7pt;width:446.25pt;height:0;z-index:251660288;visibility:visible;mso-wrap-style:square;mso-width-percent:0;mso-height-percent:0;mso-wrap-distance-left:9pt;mso-wrap-distance-top:0;mso-wrap-distance-right:9pt;mso-wrap-distance-bottom:0;mso-position-horizontal:absolute;mso-position-horizontal-relative:margin;mso-position-vertical:absolute;mso-position-vertical-relative:text;mso-width-percent:0;mso-height-percent:0;mso-width-relative:page;mso-height-relative:page" o:gfxdata="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" strokecolor="black [3213]" strokeweight="1pt">
                 <w10:wrap anchorx="margin"/>
               </v:shape>
             </w:pict>
@@ -8380,7 +8334,7 @@
 </file>
 
 <file path=customXml/itemProps1.xml><?xml version="1.0" encoding="utf-8"?>
-<ds:datastoreItem xmlns:ds="http://schemas.openxmlformats.org/officeDocument/2006/customXml" ds:itemID="{50BCC71A-19B0-4E0C-BD9E-19A895570BD5}">
+<ds:datastoreItem xmlns:ds="http://schemas.openxmlformats.org/officeDocument/2006/customXml" ds:itemID="{2A6B6D57-9553-4319-BE42-BB1A37AAB1E4}">
   <ds:schemaRefs>
     <ds:schemaRef ds:uri="http://schemas.openxmlformats.org/officeDocument/2006/bibliography"/>
   </ds:schemaRefs>
